--- a/downloads/teacher/05 Materials/Unit 07/Slides/Slides 07.11 - Shark Tank Showdown.docx
+++ b/downloads/teacher/05 Materials/Unit 07/Slides/Slides 07.11 - Shark Tank Showdown.docx
@@ -78,7 +78,7 @@
         <w:pStyle w:val="Compact"/>
       </w:pPr>
       <w:r>
-        <w:t xml:space="preserve">[the date]</w:t>
+        <w:t xml:space="preserve">Date: ______________</w:t>
       </w:r>
       <w:r>
         <w:t xml:space="preserve"> </w:t>
